--- a/asset/templates/Bien_ban_ban_giao_tai_san_template.docx
+++ b/asset/templates/Bien_ban_ban_giao_tai_san_template.docx
@@ -141,97 +141,40 @@
         <w:ind w:left="720" w:hanging="360"/>
       </w:pPr>
       <w:r>
-        <w:rPr>
-          <w:color w:val="1f1f1f"/>
-          <w:rtl w:val="0"/>
-        </w:rPr>
         <w:t xml:space="preserve">Căn cứ Hợp đồng cho thuê gậy Billiards số: </w:t>
       </w:r>
-      <w:bookmarkStart w:id="147" w:name="contract_no"/>
-      <w:r>
-        <w:rPr>
-          <w:color w:val="1f1f1f"/>
-          <w:rtl w:val="0"/>
-        </w:rPr>
-        <w:t>........./202.../HĐCT-RHINO</w:t>
-      </w:r>
-      <w:bookmarkEnd w:id="147"/>
-      <w:r>
-        <w:rPr>
-          <w:color w:val="1f1f1f"/>
-          <w:rtl w:val="0"/>
-        </w:rPr>
+      <w:bookmarkStart w:id="1001" w:name="contract_no"/>
+      <w:r/>
+      <w:bookmarkEnd w:id="1001"/>
+      <w:r>
         <w:t xml:space="preserve"> ký ngày </w:t>
       </w:r>
-      <w:bookmarkStart w:id="148" w:name="contract_date_long"/>
-      <w:r>
-        <w:rPr>
-          <w:color w:val="1f1f1f"/>
-          <w:rtl w:val="0"/>
-        </w:rPr>
-        <w:t>..... tháng ..... năm 202...</w:t>
-      </w:r>
-      <w:bookmarkEnd w:id="148"/>
-    </w:p>
-    <w:p>
-      <w:pPr>
-        <w:pBdr>
-          <w:top w:color="auto" w:space="0" w:sz="0" w:val="none"/>
-          <w:bottom w:color="auto" w:space="0" w:sz="0" w:val="none"/>
-          <w:right w:color="auto" w:space="0" w:sz="0" w:val="none"/>
-          <w:between w:color="auto" w:space="0" w:sz="0" w:val="none"/>
-        </w:pBdr>
-        <w:ind w:left="720" w:hanging="360"/>
-      </w:pPr>
-      <w:r>
-        <w:rPr>
-          <w:rtl w:val="0"/>
-        </w:rPr>
-      </w:r>
-    </w:p>
-    <w:p>
-      <w:pPr>
-        <w:rPr>
-          <w:color w:val="1f1f1f"/>
-        </w:rPr>
-      </w:pPr>
-      <w:r>
-        <w:rPr>
-          <w:color w:val="1f1f1f"/>
-          <w:rtl w:val="0"/>
-        </w:rPr>
+      <w:bookmarkStart w:id="1002" w:name="contract_date_long"/>
+      <w:r/>
+      <w:bookmarkEnd w:id="1002"/>
+      <w:r>
+        <w:t>.</w:t>
+      </w:r>
+    </w:p>
+    <w:p>
+      <w:pPr>
+        <w:rPr>
+          <w:color w:val="1f1f1f"/>
+        </w:rPr>
+      </w:pPr>
+      <w:r>
         <w:t xml:space="preserve">Hôm nay, </w:t>
       </w:r>
-      <w:bookmarkStart w:id="149" w:name="handover_date_long"/>
-      <w:r>
-        <w:rPr>
-          <w:color w:val="1f1f1f"/>
-          <w:rtl w:val="0"/>
-        </w:rPr>
-        <w:t>ngày ....... tháng ....... năm 202...</w:t>
-      </w:r>
-      <w:bookmarkEnd w:id="149"/>
-      <w:r>
-        <w:rPr>
-          <w:color w:val="1f1f1f"/>
-          <w:rtl w:val="0"/>
-        </w:rPr>
+      <w:bookmarkStart w:id="1003" w:name="handover_date_long"/>
+      <w:r/>
+      <w:bookmarkEnd w:id="1003"/>
+      <w:r>
         <w:t xml:space="preserve">, tại </w:t>
       </w:r>
-      <w:bookmarkStart w:id="150" w:name="handover_place"/>
-      <w:r>
-        <w:rPr>
-          <w:color w:val="1f1f1f"/>
-          <w:rtl w:val="0"/>
-        </w:rPr>
-        <w:t>......................................................................................</w:t>
-      </w:r>
-      <w:bookmarkEnd w:id="150"/>
-      <w:r>
-        <w:rPr>
-          <w:color w:val="1f1f1f"/>
-          <w:rtl w:val="0"/>
-        </w:rPr>
+      <w:bookmarkStart w:id="1004" w:name="handover_place"/>
+      <w:r/>
+      <w:bookmarkEnd w:id="1004"/>
+      <w:r>
         <w:t>, chúng tôi gồm:</w:t>
       </w:r>
     </w:p>
@@ -306,22 +249,6 @@
     </w:p>
     <w:p>
       <w:pPr>
-        <w:pBdr>
-          <w:top w:color="auto" w:space="0" w:sz="0" w:val="none"/>
-          <w:bottom w:color="auto" w:space="0" w:sz="0" w:val="none"/>
-          <w:right w:color="auto" w:space="0" w:sz="0" w:val="none"/>
-          <w:between w:color="auto" w:space="0" w:sz="0" w:val="none"/>
-        </w:pBdr>
-        <w:ind w:left="720" w:hanging="360"/>
-      </w:pPr>
-      <w:r>
-        <w:rPr>
-          <w:rtl w:val="0"/>
-        </w:rPr>
-      </w:r>
-    </w:p>
-    <w:p>
-      <w:pPr>
         <w:numPr>
           <w:ilvl w:val="0"/>
           <w:numId w:val="1"/>
@@ -369,42 +296,23 @@
     </w:p>
     <w:p>
       <w:pPr>
-        <w:pBdr>
-          <w:top w:color="auto" w:space="0" w:sz="0" w:val="none"/>
-          <w:bottom w:color="auto" w:space="0" w:sz="0" w:val="none"/>
-          <w:right w:color="auto" w:space="0" w:sz="0" w:val="none"/>
-          <w:between w:color="auto" w:space="0" w:sz="0" w:val="none"/>
-        </w:pBdr>
-        <w:ind w:left="720" w:hanging="360"/>
-      </w:pPr>
-      <w:r>
-        <w:rPr>
-          <w:rtl w:val="0"/>
-        </w:rPr>
-      </w:r>
-    </w:p>
-    <w:p>
-      <w:pPr>
-        <w:rPr>
-          <w:color w:val="1f1f1f"/>
-        </w:rPr>
-      </w:pPr>
-      <w:r>
-        <w:rPr>
-          <w:color w:val="1f1f1f"/>
-          <w:rtl w:val="0"/>
+        <w:rPr>
+          <w:color w:val="1f1f1f"/>
+        </w:rPr>
+      </w:pPr>
+      <w:r>
+        <w:rPr>
+          <w:b/>
         </w:rPr>
         <w:t xml:space="preserve">BÊN NHẬN BÀN GIAO (BÊN B): CÂU LẠC BỘ BILLIARDS </w:t>
       </w:r>
-      <w:bookmarkStart w:id="151" w:name="club_name"/>
-      <w:r>
-        <w:rPr>
-          <w:color w:val="1f1f1f"/>
-          <w:rtl w:val="0"/>
-        </w:rPr>
-        <w:t>........................................................................</w:t>
-      </w:r>
-      <w:bookmarkEnd w:id="151"/>
+      <w:bookmarkStart w:id="1005" w:name="club_name"/>
+      <w:r>
+        <w:rPr>
+          <w:b/>
+        </w:rPr>
+      </w:r>
+      <w:bookmarkEnd w:id="1005"/>
     </w:p>
     <w:p>
       <w:pPr>
@@ -434,40 +342,13 @@
       </w:pPr>
       <w:r>
         <w:rPr>
-          <w:b w:val="1"/>
-          <w:bCs w:val="1"/>
-          <w:color w:val="1f1f1f"/>
-          <w:rtl w:val="0"/>
+          <w:b/>
         </w:rPr>
         <w:t xml:space="preserve">Địa chỉ CLB: </w:t>
       </w:r>
-      <w:bookmarkStart w:id="152" w:name="club_address"/>
-      <w:r>
-        <w:rPr>
-          <w:b w:val="1"/>
-          <w:bCs w:val="1"/>
-          <w:color w:val="1f1f1f"/>
-          <w:rtl w:val="0"/>
-        </w:rPr>
-        <w:t>......................................................................................................................................</w:t>
-      </w:r>
-      <w:bookmarkEnd w:id="152"/>
-    </w:p>
-    <w:p>
-      <w:pPr>
-        <w:pBdr>
-          <w:top w:color="auto" w:space="0" w:sz="0" w:val="none"/>
-          <w:bottom w:color="auto" w:space="0" w:sz="0" w:val="none"/>
-          <w:right w:color="auto" w:space="0" w:sz="0" w:val="none"/>
-          <w:between w:color="auto" w:space="0" w:sz="0" w:val="none"/>
-        </w:pBdr>
-        <w:ind w:left="720" w:hanging="360"/>
-      </w:pPr>
-      <w:r>
-        <w:rPr>
-          <w:rtl w:val="0"/>
-        </w:rPr>
-      </w:r>
+      <w:bookmarkStart w:id="1006" w:name="club_address"/>
+      <w:r/>
+      <w:bookmarkEnd w:id="1006"/>
     </w:p>
     <w:p>
       <w:pPr>
@@ -485,60 +366,25 @@
       </w:pPr>
       <w:r>
         <w:rPr>
-          <w:b w:val="1"/>
-          <w:bCs w:val="1"/>
-          <w:color w:val="1f1f1f"/>
-          <w:rtl w:val="0"/>
+          <w:b/>
         </w:rPr>
         <w:t xml:space="preserve">Người đại diện: Ông/Bà </w:t>
       </w:r>
-      <w:bookmarkStart w:id="153" w:name="representative_name"/>
-      <w:r>
-        <w:rPr>
-          <w:b w:val="1"/>
-          <w:bCs w:val="1"/>
-          <w:color w:val="1f1f1f"/>
-          <w:rtl w:val="0"/>
-        </w:rPr>
-        <w:t>....................................................</w:t>
-      </w:r>
-      <w:bookmarkEnd w:id="153"/>
-      <w:r>
-        <w:rPr>
-          <w:b w:val="1"/>
-          <w:bCs w:val="1"/>
-          <w:color w:val="1f1f1f"/>
-          <w:rtl w:val="0"/>
-        </w:rPr>
-        <w:t xml:space="preserve"> - Chức vụ: </w:t>
-      </w:r>
-      <w:bookmarkStart w:id="154" w:name="representative_title"/>
-      <w:r>
-        <w:rPr>
-          <w:b w:val="1"/>
-          <w:bCs w:val="1"/>
-          <w:color w:val="1f1f1f"/>
-          <w:rtl w:val="0"/>
-        </w:rPr>
-        <w:t>........................................</w:t>
-      </w:r>
-      <w:bookmarkEnd w:id="154"/>
-    </w:p>
-    <w:p>
-      <w:pPr>
-        <w:pBdr>
-          <w:top w:color="auto" w:space="0" w:sz="0" w:val="none"/>
-          <w:bottom w:color="auto" w:space="0" w:sz="0" w:val="none"/>
-          <w:right w:color="auto" w:space="0" w:sz="0" w:val="none"/>
-          <w:between w:color="auto" w:space="0" w:sz="0" w:val="none"/>
-        </w:pBdr>
-        <w:ind w:left="720" w:hanging="360"/>
-      </w:pPr>
-      <w:r>
-        <w:rPr>
-          <w:rtl w:val="0"/>
-        </w:rPr>
-      </w:r>
+      <w:bookmarkStart w:id="1007" w:name="representative_name"/>
+      <w:r/>
+      <w:bookmarkEnd w:id="1007"/>
+      <w:r>
+        <w:t xml:space="preserve"> - </w:t>
+      </w:r>
+      <w:r>
+        <w:rPr>
+          <w:b/>
+        </w:rPr>
+        <w:t xml:space="preserve">Chức vụ: </w:t>
+      </w:r>
+      <w:bookmarkStart w:id="1008" w:name="representative_title"/>
+      <w:r/>
+      <w:bookmarkEnd w:id="1008"/>
     </w:p>
     <w:p>
       <w:pPr>
@@ -617,40 +463,13 @@
       </w:pPr>
       <w:r>
         <w:rPr>
-          <w:b w:val="1"/>
-          <w:bCs w:val="1"/>
-          <w:color w:val="1f1f1f"/>
-          <w:rtl w:val="0"/>
+          <w:b/>
         </w:rPr>
         <w:t xml:space="preserve">Loại gậy (CLB R68 / CLB R88): </w:t>
       </w:r>
-      <w:bookmarkStart w:id="155" w:name="cue_types"/>
-      <w:r>
-        <w:rPr>
-          <w:b w:val="1"/>
-          <w:bCs w:val="1"/>
-          <w:color w:val="1f1f1f"/>
-          <w:rtl w:val="0"/>
-        </w:rPr>
-        <w:t>..............................................................................</w:t>
-      </w:r>
-      <w:bookmarkEnd w:id="155"/>
-    </w:p>
-    <w:p>
-      <w:pPr>
-        <w:pBdr>
-          <w:top w:color="auto" w:space="0" w:sz="0" w:val="none"/>
-          <w:bottom w:color="auto" w:space="0" w:sz="0" w:val="none"/>
-          <w:right w:color="auto" w:space="0" w:sz="0" w:val="none"/>
-          <w:between w:color="auto" w:space="0" w:sz="0" w:val="none"/>
-        </w:pBdr>
-        <w:ind w:left="720" w:hanging="360"/>
-      </w:pPr>
-      <w:r>
-        <w:rPr>
-          <w:rtl w:val="0"/>
-        </w:rPr>
-      </w:r>
+      <w:bookmarkStart w:id="1009" w:name="cue_types"/>
+      <w:r/>
+      <w:bookmarkEnd w:id="1009"/>
     </w:p>
     <w:p>
       <w:pPr>
@@ -668,48 +487,15 @@
       </w:pPr>
       <w:r>
         <w:rPr>
-          <w:b w:val="1"/>
-          <w:bCs w:val="1"/>
-          <w:color w:val="1f1f1f"/>
-          <w:rtl w:val="0"/>
+          <w:b/>
         </w:rPr>
         <w:t xml:space="preserve">Số lượng gậy tính phí: </w:t>
       </w:r>
-      <w:bookmarkStart w:id="156" w:name="paid_qty"/>
-      <w:r>
-        <w:rPr>
-          <w:b w:val="1"/>
-          <w:bCs w:val="1"/>
-          <w:color w:val="1f1f1f"/>
-          <w:rtl w:val="0"/>
-        </w:rPr>
-        <w:t>........................</w:t>
-      </w:r>
-      <w:bookmarkEnd w:id="156"/>
-      <w:r>
-        <w:rPr>
-          <w:b w:val="1"/>
-          <w:bCs w:val="1"/>
-          <w:color w:val="1f1f1f"/>
-          <w:rtl w:val="0"/>
-        </w:rPr>
+      <w:bookmarkStart w:id="1010" w:name="paid_qty"/>
+      <w:r/>
+      <w:bookmarkEnd w:id="1010"/>
+      <w:r>
         <w:t xml:space="preserve"> cây.</w:t>
-      </w:r>
-    </w:p>
-    <w:p>
-      <w:pPr>
-        <w:pBdr>
-          <w:top w:color="auto" w:space="0" w:sz="0" w:val="none"/>
-          <w:bottom w:color="auto" w:space="0" w:sz="0" w:val="none"/>
-          <w:right w:color="auto" w:space="0" w:sz="0" w:val="none"/>
-          <w:between w:color="auto" w:space="0" w:sz="0" w:val="none"/>
-        </w:pBdr>
-        <w:ind w:left="720" w:hanging="360"/>
-      </w:pPr>
-      <w:r>
-        <w:rPr>
-          <w:rtl w:val="0"/>
-        </w:rPr>
       </w:r>
     </w:p>
     <w:p>
@@ -728,48 +514,15 @@
       </w:pPr>
       <w:r>
         <w:rPr>
-          <w:b w:val="1"/>
-          <w:bCs w:val="1"/>
-          <w:color w:val="1f1f1f"/>
-          <w:rtl w:val="0"/>
+          <w:b/>
         </w:rPr>
         <w:t xml:space="preserve">Số lượng gậy dự phòng (Miễn phí): </w:t>
       </w:r>
-      <w:bookmarkStart w:id="157" w:name="backup_qty"/>
-      <w:r>
-        <w:rPr>
-          <w:b w:val="1"/>
-          <w:bCs w:val="1"/>
-          <w:color w:val="1f1f1f"/>
-          <w:rtl w:val="0"/>
-        </w:rPr>
-        <w:t>........................</w:t>
-      </w:r>
-      <w:bookmarkEnd w:id="157"/>
-      <w:r>
-        <w:rPr>
-          <w:b w:val="1"/>
-          <w:bCs w:val="1"/>
-          <w:color w:val="1f1f1f"/>
-          <w:rtl w:val="0"/>
-        </w:rPr>
+      <w:bookmarkStart w:id="1011" w:name="backup_qty"/>
+      <w:r/>
+      <w:bookmarkEnd w:id="1011"/>
+      <w:r>
         <w:t xml:space="preserve"> cây.</w:t>
-      </w:r>
-    </w:p>
-    <w:p>
-      <w:pPr>
-        <w:pBdr>
-          <w:top w:color="auto" w:space="0" w:sz="0" w:val="none"/>
-          <w:bottom w:color="auto" w:space="0" w:sz="0" w:val="none"/>
-          <w:right w:color="auto" w:space="0" w:sz="0" w:val="none"/>
-          <w:between w:color="auto" w:space="0" w:sz="0" w:val="none"/>
-        </w:pBdr>
-        <w:ind w:left="720" w:hanging="360"/>
-      </w:pPr>
-      <w:r>
-        <w:rPr>
-          <w:rtl w:val="0"/>
-        </w:rPr>
       </w:r>
     </w:p>
     <w:p>
@@ -788,48 +541,15 @@
       </w:pPr>
       <w:r>
         <w:rPr>
-          <w:b w:val="1"/>
-          <w:bCs w:val="1"/>
-          <w:color w:val="1f1f1f"/>
-          <w:rtl w:val="0"/>
+          <w:b/>
         </w:rPr>
         <w:t xml:space="preserve">Tổng số gậy Bên A bàn giao cho Bên B: </w:t>
       </w:r>
-      <w:bookmarkStart w:id="158" w:name="total_qty"/>
-      <w:r>
-        <w:rPr>
-          <w:b w:val="1"/>
-          <w:bCs w:val="1"/>
-          <w:color w:val="1f1f1f"/>
-          <w:rtl w:val="0"/>
-        </w:rPr>
-        <w:t>........................</w:t>
-      </w:r>
-      <w:bookmarkEnd w:id="158"/>
-      <w:r>
-        <w:rPr>
-          <w:b w:val="1"/>
-          <w:bCs w:val="1"/>
-          <w:color w:val="1f1f1f"/>
-          <w:rtl w:val="0"/>
-        </w:rPr>
+      <w:bookmarkStart w:id="1012" w:name="total_qty"/>
+      <w:r/>
+      <w:bookmarkEnd w:id="1012"/>
+      <w:r>
         <w:t xml:space="preserve"> cây.</w:t>
-      </w:r>
-    </w:p>
-    <w:p>
-      <w:pPr>
-        <w:pBdr>
-          <w:top w:color="auto" w:space="0" w:sz="0" w:val="none"/>
-          <w:bottom w:color="auto" w:space="0" w:sz="0" w:val="none"/>
-          <w:right w:color="auto" w:space="0" w:sz="0" w:val="none"/>
-          <w:between w:color="auto" w:space="0" w:sz="0" w:val="none"/>
-        </w:pBdr>
-        <w:ind w:left="720" w:hanging="360"/>
-      </w:pPr>
-      <w:r>
-        <w:rPr>
-          <w:rtl w:val="0"/>
-        </w:rPr>
       </w:r>
     </w:p>
     <w:p>
@@ -865,22 +585,6 @@
     </w:p>
     <w:p>
       <w:pPr>
-        <w:pBdr>
-          <w:top w:color="auto" w:space="0" w:sz="0" w:val="none"/>
-          <w:bottom w:color="auto" w:space="0" w:sz="0" w:val="none"/>
-          <w:right w:color="auto" w:space="0" w:sz="0" w:val="none"/>
-          <w:between w:color="auto" w:space="0" w:sz="0" w:val="none"/>
-        </w:pBdr>
-        <w:ind w:left="720" w:hanging="360"/>
-      </w:pPr>
-      <w:r>
-        <w:rPr>
-          <w:rtl w:val="0"/>
-        </w:rPr>
-      </w:r>
-    </w:p>
-    <w:p>
-      <w:pPr>
         <w:rPr>
           <w:b w:val="1"/>
           <w:bCs w:val="1"/>
@@ -942,22 +646,6 @@
     </w:p>
     <w:p>
       <w:pPr>
-        <w:pBdr>
-          <w:top w:color="auto" w:space="0" w:sz="0" w:val="none"/>
-          <w:bottom w:color="auto" w:space="0" w:sz="0" w:val="none"/>
-          <w:right w:color="auto" w:space="0" w:sz="0" w:val="none"/>
-          <w:between w:color="auto" w:space="0" w:sz="0" w:val="none"/>
-        </w:pBdr>
-        <w:ind w:left="720" w:hanging="360"/>
-      </w:pPr>
-      <w:r>
-        <w:rPr>
-          <w:rtl w:val="0"/>
-        </w:rPr>
-      </w:r>
-    </w:p>
-    <w:p>
-      <w:pPr>
         <w:numPr>
           <w:ilvl w:val="0"/>
           <w:numId w:val="2"/>
@@ -989,22 +677,6 @@
     </w:p>
     <w:p>
       <w:pPr>
-        <w:pBdr>
-          <w:top w:color="auto" w:space="0" w:sz="0" w:val="none"/>
-          <w:bottom w:color="auto" w:space="0" w:sz="0" w:val="none"/>
-          <w:right w:color="auto" w:space="0" w:sz="0" w:val="none"/>
-          <w:between w:color="auto" w:space="0" w:sz="0" w:val="none"/>
-        </w:pBdr>
-        <w:ind w:left="720" w:hanging="360"/>
-      </w:pPr>
-      <w:r>
-        <w:rPr>
-          <w:rtl w:val="0"/>
-        </w:rPr>
-      </w:r>
-    </w:p>
-    <w:p>
-      <w:pPr>
         <w:numPr>
           <w:ilvl w:val="0"/>
           <w:numId w:val="2"/>
@@ -1059,22 +731,6 @@
     </w:p>
     <w:p>
       <w:pPr>
-        <w:pBdr>
-          <w:top w:color="auto" w:space="0" w:sz="0" w:val="none"/>
-          <w:bottom w:color="auto" w:space="0" w:sz="0" w:val="none"/>
-          <w:right w:color="auto" w:space="0" w:sz="0" w:val="none"/>
-          <w:between w:color="auto" w:space="0" w:sz="0" w:val="none"/>
-        </w:pBdr>
-        <w:ind w:left="720" w:hanging="360"/>
-      </w:pPr>
-      <w:r>
-        <w:rPr>
-          <w:rtl w:val="0"/>
-        </w:rPr>
-      </w:r>
-    </w:p>
-    <w:p>
-      <w:pPr>
         <w:numPr>
           <w:ilvl w:val="0"/>
           <w:numId w:val="2"/>
@@ -1106,22 +762,6 @@
     </w:p>
     <w:p>
       <w:pPr>
-        <w:pBdr>
-          <w:top w:color="auto" w:space="0" w:sz="0" w:val="none"/>
-          <w:bottom w:color="auto" w:space="0" w:sz="0" w:val="none"/>
-          <w:right w:color="auto" w:space="0" w:sz="0" w:val="none"/>
-          <w:between w:color="auto" w:space="0" w:sz="0" w:val="none"/>
-        </w:pBdr>
-        <w:ind w:left="720" w:hanging="360"/>
-      </w:pPr>
-      <w:r>
-        <w:rPr>
-          <w:rtl w:val="0"/>
-        </w:rPr>
-      </w:r>
-    </w:p>
-    <w:p>
-      <w:pPr>
         <w:rPr>
           <w:b w:val="1"/>
           <w:bCs w:val="1"/>
@@ -1165,43 +805,13 @@
         <w:ind w:left="720" w:hanging="360"/>
       </w:pPr>
       <w:r>
-        <w:rPr>
-          <w:color w:val="1f1f1f"/>
-          <w:rtl w:val="0"/>
-        </w:rPr>
         <w:t xml:space="preserve">Biên bản bàn giao này là một phần không thể tách rời của Hợp đồng cho thuê gậy Billiards số: </w:t>
       </w:r>
-      <w:bookmarkStart w:id="159" w:name="contract_no_2"/>
-      <w:r>
-        <w:rPr>
-          <w:color w:val="1f1f1f"/>
-          <w:rtl w:val="0"/>
-        </w:rPr>
-        <w:t>........./202.../HĐCT-RHINO</w:t>
-      </w:r>
-      <w:bookmarkEnd w:id="159"/>
-      <w:r>
-        <w:rPr>
-          <w:color w:val="1f1f1f"/>
-          <w:rtl w:val="0"/>
-        </w:rPr>
+      <w:bookmarkStart w:id="1013" w:name="contract_no_2"/>
+      <w:r/>
+      <w:bookmarkEnd w:id="1013"/>
+      <w:r>
         <w:t>.</w:t>
-      </w:r>
-    </w:p>
-    <w:p>
-      <w:pPr>
-        <w:pBdr>
-          <w:top w:color="auto" w:space="0" w:sz="0" w:val="none"/>
-          <w:bottom w:color="auto" w:space="0" w:sz="0" w:val="none"/>
-          <w:right w:color="auto" w:space="0" w:sz="0" w:val="none"/>
-          <w:between w:color="auto" w:space="0" w:sz="0" w:val="none"/>
-        </w:pBdr>
-        <w:ind w:left="720" w:hanging="360"/>
-      </w:pPr>
-      <w:r>
-        <w:rPr>
-          <w:rtl w:val="0"/>
-        </w:rPr>
       </w:r>
     </w:p>
     <w:p>
@@ -1224,22 +834,6 @@
           <w:rtl w:val="0"/>
         </w:rPr>
         <w:t xml:space="preserve">Biên bản được lập thành 02 (hai) bản có giá trị pháp lý như nhau, mỗi bên giữ 01 (một) bản để làm cơ sở thực hiện.</w:t>
-      </w:r>
-    </w:p>
-    <w:p>
-      <w:pPr>
-        <w:pBdr>
-          <w:top w:color="auto" w:space="0" w:sz="0" w:val="none"/>
-          <w:bottom w:color="auto" w:space="0" w:sz="0" w:val="none"/>
-          <w:right w:color="auto" w:space="0" w:sz="0" w:val="none"/>
-          <w:between w:color="auto" w:space="0" w:sz="0" w:val="none"/>
-        </w:pBdr>
-        <w:ind w:left="720" w:hanging="360"/>
-      </w:pPr>
-      <w:r>
-        <w:rPr>
-          <w:rtl w:val="0"/>
-        </w:rPr>
       </w:r>
     </w:p>
     <w:p>
